--- a/pract-4-awdf-24cs055.docx
+++ b/pract-4-awdf-24cs055.docx
@@ -524,7 +524,7 @@
           <w:tab w:val="left" w:pos="3375"/>
         </w:tabs>
         <w:ind w:right="450"/>
-        <w:jc w:val="both"/>
+        <w:jc w:val="left"/>
         <w:rPr>
           <w:rFonts w:ascii="Times New Roman" w:hAnsi="Times New Roman" w:eastAsia="Times New Roman" w:cs="Times New Roman"/>
           <w:sz w:val="24"/>
@@ -663,7 +663,7 @@
           </w:tcPr>
           <w:p>
             <w:pPr>
-              <w:jc w:val="both"/>
+              <w:jc w:val="left"/>
             </w:pPr>
             <w:r/>
             <w:r>
@@ -1854,7 +1854,7 @@
           </w:p>
           <w:p>
             <w:pPr>
-              <w:jc w:val="both"/>
+              <w:jc w:val="left"/>
             </w:pPr>
             <w:r>
               <w:rPr>
@@ -1862,7 +1862,6 @@
                 <w:b/>
                 <w:sz w:val="22"/>
               </w:rPr>
-              <w:br/>
               <w:t>1. Server Initialization &amp; Middleware Pipeline:</w:t>
               <w:br/>
             </w:r>
@@ -1876,7 +1875,7 @@
           </w:p>
           <w:p>
             <w:pPr>
-              <w:jc w:val="both"/>
+              <w:jc w:val="left"/>
             </w:pPr>
             <w:r>
               <w:rPr>
@@ -1884,7 +1883,6 @@
                 <w:b/>
                 <w:sz w:val="22"/>
               </w:rPr>
-              <w:br/>
               <w:t>2. Global Request Logging Middleware (Step 3):</w:t>
               <w:br/>
             </w:r>
@@ -1898,7 +1896,7 @@
           </w:p>
           <w:p>
             <w:pPr>
-              <w:jc w:val="both"/>
+              <w:jc w:val="left"/>
             </w:pPr>
             <w:r>
               <w:rPr>
@@ -1906,7 +1904,6 @@
                 <w:b/>
                 <w:sz w:val="22"/>
               </w:rPr>
-              <w:br/>
               <w:t>3. Read All Tasks (GET /tasks - 200 OK):</w:t>
               <w:br/>
             </w:r>
@@ -1920,7 +1917,7 @@
           </w:p>
           <w:p>
             <w:pPr>
-              <w:jc w:val="both"/>
+              <w:jc w:val="left"/>
             </w:pPr>
             <w:r>
               <w:rPr>
@@ -1928,7 +1925,6 @@
                 <w:b/>
                 <w:sz w:val="22"/>
               </w:rPr>
-              <w:br/>
               <w:t>4. Create Task (POST /tasks - 201 Created):</w:t>
               <w:br/>
             </w:r>
@@ -1942,7 +1938,7 @@
           </w:p>
           <w:p>
             <w:pPr>
-              <w:jc w:val="both"/>
+              <w:jc w:val="left"/>
             </w:pPr>
             <w:r>
               <w:rPr>
@@ -1950,7 +1946,6 @@
                 <w:b/>
                 <w:sz w:val="22"/>
               </w:rPr>
-              <w:br/>
               <w:t>5. Read Single Task by ID (GET /tasks/:id - 200 OK / 404 Not Found):</w:t>
               <w:br/>
             </w:r>
@@ -1964,7 +1959,7 @@
           </w:p>
           <w:p>
             <w:pPr>
-              <w:jc w:val="both"/>
+              <w:jc w:val="left"/>
             </w:pPr>
             <w:r>
               <w:rPr>
@@ -1972,7 +1967,6 @@
                 <w:b/>
                 <w:sz w:val="22"/>
               </w:rPr>
-              <w:br/>
               <w:t>6. Update Task (PUT /tasks/:id - 200 OK / 404 Not Found):</w:t>
               <w:br/>
             </w:r>
@@ -1986,7 +1980,7 @@
           </w:p>
           <w:p>
             <w:pPr>
-              <w:jc w:val="both"/>
+              <w:jc w:val="left"/>
             </w:pPr>
             <w:r>
               <w:rPr>
@@ -1994,7 +1988,6 @@
                 <w:b/>
                 <w:sz w:val="22"/>
               </w:rPr>
-              <w:br/>
               <w:t>7. Delete Task (DELETE /tasks/:id - 200 OK / 404 Not Found):</w:t>
               <w:br/>
             </w:r>
@@ -2008,7 +2001,7 @@
           </w:p>
           <w:p>
             <w:pPr>
-              <w:jc w:val="both"/>
+              <w:jc w:val="left"/>
             </w:pPr>
             <w:r>
               <w:rPr>
@@ -2016,7 +2009,6 @@
                 <w:b/>
                 <w:sz w:val="22"/>
               </w:rPr>
-              <w:br/>
               <w:t>8. Supplementary Problem 1 - Content-Type Header Enforcement:</w:t>
               <w:br/>
             </w:r>
@@ -2030,7 +2022,7 @@
           </w:p>
           <w:p>
             <w:pPr>
-              <w:jc w:val="both"/>
+              <w:jc w:val="left"/>
             </w:pPr>
             <w:r>
               <w:rPr>
@@ -2038,7 +2030,6 @@
                 <w:b/>
                 <w:sz w:val="22"/>
               </w:rPr>
-              <w:br/>
               <w:t>9. Supplementary Problem 2 - Route-Specific Task ID Validation:</w:t>
               <w:br/>
             </w:r>
@@ -2052,7 +2043,7 @@
           </w:p>
           <w:p>
             <w:pPr>
-              <w:jc w:val="both"/>
+              <w:jc w:val="left"/>
             </w:pPr>
             <w:r>
               <w:rPr>
@@ -2060,7 +2051,6 @@
                 <w:b/>
                 <w:sz w:val="22"/>
               </w:rPr>
-              <w:br/>
               <w:t>10. Supplementary Problem 3 - Structured 404 Handler for Undefined Routes:</w:t>
               <w:br/>
             </w:r>
@@ -2074,7 +2064,7 @@
           </w:p>
           <w:p>
             <w:pPr>
-              <w:jc w:val="both"/>
+              <w:jc w:val="left"/>
             </w:pPr>
             <w:r>
               <w:rPr>
@@ -2082,7 +2072,6 @@
                 <w:b/>
                 <w:sz w:val="22"/>
               </w:rPr>
-              <w:br/>
               <w:t>11. Centralized Global Error Handler (Step 5):</w:t>
               <w:br/>
             </w:r>
@@ -2096,7 +2085,7 @@
           </w:p>
           <w:p>
             <w:pPr>
-              <w:jc w:val="both"/>
+              <w:jc w:val="left"/>
             </w:pPr>
             <w:r>
               <w:rPr>
@@ -2104,7 +2093,6 @@
                 <w:b/>
                 <w:sz w:val="22"/>
               </w:rPr>
-              <w:br/>
               <w:t>12. Automated Verification &amp; Test Results (100% Pass):</w:t>
               <w:br/>
             </w:r>
@@ -2126,7 +2114,6 @@
                 <w:b/>
                 <w:sz w:val="22"/>
               </w:rPr>
-              <w:br/>
               <w:t>Test Suite Execution Output Log:</w:t>
               <w:br/>
             </w:r>
@@ -2220,7 +2207,7 @@
           <w:tab w:val="left" w:pos="3375"/>
         </w:tabs>
         <w:ind w:right="450"/>
-        <w:jc w:val="both"/>
+        <w:jc w:val="left"/>
         <w:rPr>
           <w:rFonts w:ascii="Times New Roman" w:hAnsi="Times New Roman" w:eastAsia="Times New Roman" w:cs="Times New Roman"/>
           <w:sz w:val="24"/>
@@ -2274,7 +2261,7 @@
           <w:tab w:val="left" w:pos="3375"/>
         </w:tabs>
         <w:ind w:right="450"/>
-        <w:jc w:val="both"/>
+        <w:jc w:val="left"/>
         <w:rPr>
           <w:rFonts w:ascii="Times New Roman" w:hAnsi="Times New Roman" w:eastAsia="Times New Roman" w:cs="Times New Roman"/>
           <w:sz w:val="24"/>
